--- a/贾磊-Java开发-高级-更新版.docx
+++ b/贾磊-Java开发-高级-更新版.docx
@@ -1005,164 +1005,173 @@
         </w:rPr>
         <w:tab/>
       </w:r>
+      <w:r>
+        <w:rPr>
+          <w:rFonts w:ascii="微软雅黑" w:hAnsi="微软雅黑" w:eastAsia="微软雅黑" w:cs="微软雅黑"/>
+          <w:color w:val="595959"/>
+          <w:sz w:val="19"/>
+          <w:szCs w:val="19"/>
+        </w:rPr>
+        <w:t>2024.06 — 至今</w:t>
+      </w:r>
+    </w:p>
+    <w:p>
+      <w:pPr>
+        <w:spacing w:after="80"/>
+      </w:pPr>
+      <w:r>
+        <w:rPr>
+          <w:rFonts w:ascii="微软雅黑" w:hAnsi="微软雅黑" w:eastAsia="微软雅黑" w:cs="微软雅黑"/>
+          <w:b/>
+          <w:bCs/>
+          <w:color w:val="1A1A1A"/>
+          <w:sz w:val="19"/>
+          <w:szCs w:val="19"/>
+        </w:rPr>
+        <w:t>角色：</w:t>
+      </w:r>
+      <w:r>
+        <w:rPr>
+          <w:rFonts w:ascii="微软雅黑" w:hAnsi="微软雅黑" w:eastAsia="微软雅黑" w:cs="微软雅黑"/>
+          <w:color w:val="1A1A1A"/>
+          <w:sz w:val="19"/>
+          <w:szCs w:val="19"/>
+        </w:rPr>
+        <w:t>大模型应用开发工程师（主导设计与研发）</w:t>
+      </w:r>
+    </w:p>
+    <w:p>
+      <w:pPr>
+        <w:spacing w:after="80"/>
+      </w:pPr>
+      <w:r>
+        <w:rPr>
+          <w:rFonts w:ascii="微软雅黑" w:hAnsi="微软雅黑" w:eastAsia="微软雅黑" w:cs="微软雅黑"/>
+          <w:b/>
+          <w:bCs/>
+          <w:color w:val="1A1A1A"/>
+          <w:sz w:val="19"/>
+          <w:szCs w:val="19"/>
+        </w:rPr>
+        <w:t>技术栈：</w:t>
+      </w:r>
+      <w:r>
+        <w:rPr>
+          <w:rFonts w:ascii="微软雅黑" w:hAnsi="微软雅黑" w:eastAsia="微软雅黑" w:cs="微软雅黑"/>
+          <w:color w:val="1A1A1A"/>
+          <w:sz w:val="19"/>
+          <w:szCs w:val="19"/>
+        </w:rPr>
+        <w:t>Python · FastAPI · LangGraph · FastMCP · Milvus · BGE-M3 · BGE-Reranker · Qwen-VL · PaddleOCR · PostgreSQL · Redis</w:t>
+      </w:r>
+    </w:p>
+    <w:p>
+      <w:pPr>
+        <w:spacing w:after="80"/>
+      </w:pPr>
+      <w:r>
+        <w:rPr>
+          <w:rFonts w:ascii="微软雅黑" w:hAnsi="微软雅黑" w:eastAsia="微软雅黑" w:cs="微软雅黑"/>
+          <w:b/>
+          <w:bCs/>
+          <w:color w:val="1A1A1A"/>
+          <w:sz w:val="19"/>
+          <w:szCs w:val="19"/>
+        </w:rPr>
+        <w:t>项目背景：</w:t>
+      </w:r>
+      <w:r>
+        <w:rPr>
+          <w:rFonts w:ascii="微软雅黑" w:hAnsi="微软雅黑" w:eastAsia="微软雅黑" w:cs="微软雅黑"/>
+          <w:color w:val="1A1A1A"/>
+          <w:sz w:val="19"/>
+          <w:szCs w:val="19"/>
+        </w:rPr>
+        <w:t>面向票据经纪机构及银行票据部门，构建覆盖贴现、转贴现、质押、托收等全业务链的智能合规审核与知识问答平台；以三层架构（MCP 工具层 + LangGraph 执行引擎 + 专项 Agent 业务层）驱动 12 个智能体协作，全流程替代人工审核，支持出票预检、背书链验证、欺诈检测、风险评分、结构化 PDF 报告输出及多租户企业隔离。</w:t>
+      </w:r>
+    </w:p>
+    <w:p>
+      <w:pPr>
+        <w:spacing w:before="80" w:after="50"/>
+      </w:pPr>
+      <w:r>
+        <w:rPr>
+          <w:rFonts w:ascii="微软雅黑" w:hAnsi="微软雅黑" w:eastAsia="微软雅黑" w:cs="微软雅黑"/>
+          <w:b/>
+          <w:bCs/>
+          <w:color w:val="1A1A1A"/>
+          <w:sz w:val="19"/>
+          <w:szCs w:val="19"/>
+        </w:rPr>
+        <w:t>核心职责：</w:t>
+      </w:r>
+    </w:p>
+    <w:p>
+      <w:pPr>
+        <w:pStyle w:val="16"/>
+        <w:numPr>
+          <w:ilvl w:val="0"/>
+          <w:numId w:val="2"/>
+        </w:numPr>
+        <w:spacing w:after="50"/>
+      </w:pPr>
+      <w:r>
+        <w:rPr>
+          <w:rFonts w:ascii="微软雅黑" w:hAnsi="微软雅黑" w:eastAsia="微软雅黑" w:cs="微软雅黑"/>
+          <w:color w:val="1A1A1A"/>
+          <w:sz w:val="19"/>
+          <w:szCs w:val="19"/>
+        </w:rPr>
+        <w:t>多智能体系统架构主导：独立设计三层 Agent 架构（MCP 工具层 / LangGraph 执行引擎 / 专项 Agent 业务层），以 LangGraph StateGraph 替代自研 DAGExecutor 完成 8 种业务拓扑编排；引入 AsyncPostgresSaver 将 BillAuditState 外置至 PostgreSQL，实现容器无状态化与断点续跑，K8s 滚动更新期间审核任务零中断切换；基于 FastMCP 将 11 个专项 Agent 封装为标准 MCP 工具</w:t>
+      </w:r>
+    </w:p>
+    <w:p>
+      <w:pPr>
+        <w:pStyle w:val="16"/>
+        <w:numPr>
+          <w:ilvl w:val="0"/>
+          <w:numId w:val="2"/>
+        </w:numPr>
+        <w:spacing w:after="50"/>
+      </w:pPr>
+      <w:r>
+        <w:rPr>
+          <w:rFonts w:ascii="微软雅黑" w:hAnsi="微软雅黑" w:eastAsia="微软雅黑" w:cs="微软雅黑"/>
+          <w:color w:val="1A1A1A"/>
+          <w:sz w:val="19"/>
+          <w:szCs w:val="19"/>
+        </w:rPr>
+        <w:t>PDF 解析与多模态提取：主导设计五级降级解析流水线（Camelot lattice→stream→pdfplumber→PaddleOCR→Qwen-VL 兜底），自研置信度评估器（空单元格比例 + 斜线表头检测）自动触发 VL 模型覆盖规则盲区；开启 use_angle_cls=True + fitz 2× 分辨率渲染，扫描件中文字符识别率从 81% 提升至 97.3%；18 个结构化要素提取字段含 3 个扩展字段（贸易背景/承兑条款/特殊记载）。</w:t>
+      </w:r>
+    </w:p>
+    <w:p>
+      <w:pPr>
+        <w:pStyle w:val="16"/>
+        <w:numPr>
+          <w:ilvl w:val="0"/>
+          <w:numId w:val="2"/>
+        </w:numPr>
+        <w:spacing w:after="50"/>
+      </w:pPr>
+      <w:r>
+        <w:rPr>
+          <w:rFonts w:ascii="微软雅黑" w:hAnsi="微软雅黑" w:eastAsia="微软雅黑" w:cs="微软雅黑"/>
+          <w:color w:val="1A1A1A"/>
+          <w:sz w:val="19"/>
+          <w:szCs w:val="19"/>
+        </w:rPr>
+        <w:t xml:space="preserve">混合检索与精排引擎：设计三路混合检索（BGE-M3 1024 维稠密向量 + SPLADE 稀疏向量 + jieba </w:t>
+      </w:r>
       <w:bookmarkStart w:id="0" w:name="_GoBack"/>
       <w:bookmarkEnd w:id="0"/>
       <w:r>
         <w:rPr>
           <w:rFonts w:ascii="微软雅黑" w:hAnsi="微软雅黑" w:eastAsia="微软雅黑" w:cs="微软雅黑"/>
-          <w:color w:val="595959"/>
-          <w:sz w:val="19"/>
-          <w:szCs w:val="19"/>
-        </w:rPr>
-        <w:t>2024.06 — 至今</w:t>
-      </w:r>
-    </w:p>
-    <w:p>
-      <w:pPr>
-        <w:spacing w:after="80"/>
-      </w:pPr>
-      <w:r>
-        <w:rPr>
-          <w:rFonts w:ascii="微软雅黑" w:hAnsi="微软雅黑" w:eastAsia="微软雅黑" w:cs="微软雅黑"/>
-          <w:b/>
-          <w:bCs/>
-          <w:color w:val="1A1A1A"/>
-          <w:sz w:val="19"/>
-          <w:szCs w:val="19"/>
-        </w:rPr>
-        <w:t>角色：</w:t>
-      </w:r>
-      <w:r>
-        <w:rPr>
-          <w:rFonts w:ascii="微软雅黑" w:hAnsi="微软雅黑" w:eastAsia="微软雅黑" w:cs="微软雅黑"/>
-          <w:color w:val="1A1A1A"/>
-          <w:sz w:val="19"/>
-          <w:szCs w:val="19"/>
-        </w:rPr>
-        <w:t>大模型应用开发工程师（主导设计与研发）</w:t>
-      </w:r>
-    </w:p>
-    <w:p>
-      <w:pPr>
-        <w:spacing w:after="80"/>
-      </w:pPr>
-      <w:r>
-        <w:rPr>
-          <w:rFonts w:ascii="微软雅黑" w:hAnsi="微软雅黑" w:eastAsia="微软雅黑" w:cs="微软雅黑"/>
-          <w:b/>
-          <w:bCs/>
-          <w:color w:val="1A1A1A"/>
-          <w:sz w:val="19"/>
-          <w:szCs w:val="19"/>
-        </w:rPr>
-        <w:t>技术栈：</w:t>
-      </w:r>
-      <w:r>
-        <w:rPr>
-          <w:rFonts w:ascii="微软雅黑" w:hAnsi="微软雅黑" w:eastAsia="微软雅黑" w:cs="微软雅黑"/>
-          <w:color w:val="1A1A1A"/>
-          <w:sz w:val="19"/>
-          <w:szCs w:val="19"/>
-        </w:rPr>
-        <w:t>Python · FastAPI · LangGraph · FastMCP · Milvus · BGE-M3 · BGE-Reranker · Qwen-VL · PaddleOCR · PostgreSQL · Redis</w:t>
-      </w:r>
-    </w:p>
-    <w:p>
-      <w:pPr>
-        <w:spacing w:after="80"/>
-      </w:pPr>
-      <w:r>
-        <w:rPr>
-          <w:rFonts w:ascii="微软雅黑" w:hAnsi="微软雅黑" w:eastAsia="微软雅黑" w:cs="微软雅黑"/>
-          <w:b/>
-          <w:bCs/>
-          <w:color w:val="1A1A1A"/>
-          <w:sz w:val="19"/>
-          <w:szCs w:val="19"/>
-        </w:rPr>
-        <w:t>项目背景：</w:t>
-      </w:r>
-      <w:r>
-        <w:rPr>
-          <w:rFonts w:ascii="微软雅黑" w:hAnsi="微软雅黑" w:eastAsia="微软雅黑" w:cs="微软雅黑"/>
-          <w:color w:val="1A1A1A"/>
-          <w:sz w:val="19"/>
-          <w:szCs w:val="19"/>
-        </w:rPr>
-        <w:t>面向票据经纪机构及银行票据部门，构建覆盖贴现、转贴现、质押、托收等全业务链的智能合规审核与知识问答平台；以三层架构（MCP 工具层 + LangGraph 执行引擎 + 专项 Agent 业务层）驱动 12 个智能体协作，全流程替代人工审核，支持出票预检、背书链验证、欺诈检测、风险评分、结构化 PDF 报告输出及多租户企业隔离。</w:t>
-      </w:r>
-    </w:p>
-    <w:p>
-      <w:pPr>
-        <w:spacing w:before="80" w:after="50"/>
-      </w:pPr>
-      <w:r>
-        <w:rPr>
-          <w:rFonts w:ascii="微软雅黑" w:hAnsi="微软雅黑" w:eastAsia="微软雅黑" w:cs="微软雅黑"/>
-          <w:b/>
-          <w:bCs/>
-          <w:color w:val="1A1A1A"/>
-          <w:sz w:val="19"/>
-          <w:szCs w:val="19"/>
-        </w:rPr>
-        <w:t>核心职责：</w:t>
-      </w:r>
-    </w:p>
-    <w:p>
-      <w:pPr>
-        <w:pStyle w:val="16"/>
-        <w:numPr>
-          <w:ilvl w:val="0"/>
-          <w:numId w:val="2"/>
-        </w:numPr>
-        <w:spacing w:after="50"/>
-      </w:pPr>
-      <w:r>
-        <w:rPr>
-          <w:rFonts w:ascii="微软雅黑" w:hAnsi="微软雅黑" w:eastAsia="微软雅黑" w:cs="微软雅黑"/>
-          <w:color w:val="1A1A1A"/>
-          <w:sz w:val="19"/>
-          <w:szCs w:val="19"/>
-        </w:rPr>
-        <w:t>多智能体系统架构主导：独立设计三层 Agent 架构（MCP 工具层 / LangGraph 执行引擎 / 专项 Agent 业务层），以 LangGraph StateGraph 替代自研 DAGExecutor 完成 8 种业务拓扑编排；引入 AsyncPostgresSaver 将 BillAuditState 外置至 PostgreSQL，实现容器无状态化与断点续跑，K8s 滚动更新期间审核任务零中断切换；基于 FastMCP 将 11 个专项 Agent 封装为标准 MCP 工具，打通 Claude API 外部调用与 LangGraph 节点进程内零开销直调双路径。</w:t>
-      </w:r>
-    </w:p>
-    <w:p>
-      <w:pPr>
-        <w:pStyle w:val="16"/>
-        <w:numPr>
-          <w:ilvl w:val="0"/>
-          <w:numId w:val="2"/>
-        </w:numPr>
-        <w:spacing w:after="50"/>
-      </w:pPr>
-      <w:r>
-        <w:rPr>
-          <w:rFonts w:ascii="微软雅黑" w:hAnsi="微软雅黑" w:eastAsia="微软雅黑" w:cs="微软雅黑"/>
-          <w:color w:val="1A1A1A"/>
-          <w:sz w:val="19"/>
-          <w:szCs w:val="19"/>
-        </w:rPr>
-        <w:t>PDF 解析与多模态提取：主导设计五级降级解析流水线（Camelot lattice→stream→pdfplumber→PaddleOCR→Qwen-VL 兜底），自研置信度评估器（空单元格比例 + 斜线表头检测）自动触发 VL 模型覆盖规则盲区；开启 use_angle_cls=True + fitz 2× 分辨率渲染，扫描件中文字符识别率从 81% 提升至 97.3%；18 个结构化要素提取字段含 3 个扩展字段（贸易背景/承兑条款/特殊记载）。</w:t>
-      </w:r>
-    </w:p>
-    <w:p>
-      <w:pPr>
-        <w:pStyle w:val="16"/>
-        <w:numPr>
-          <w:ilvl w:val="0"/>
-          <w:numId w:val="2"/>
-        </w:numPr>
-        <w:spacing w:after="50"/>
-      </w:pPr>
-      <w:r>
-        <w:rPr>
-          <w:rFonts w:ascii="微软雅黑" w:hAnsi="微软雅黑" w:eastAsia="微软雅黑" w:cs="微软雅黑"/>
-          <w:color w:val="1A1A1A"/>
-          <w:sz w:val="19"/>
-          <w:szCs w:val="19"/>
-        </w:rPr>
-        <w:t>混合检索与精排引擎：设计三路混合检索（BGE-M3 1024 维稠密向量 + SPLADE 稀疏向量 + jieba BM25），以 RRF（k=60）融合后接 BGE-Reranker-v2-m3 精排，Top-5 端到端检索命中率较纯向量检索提升 31%；合规检索层对 18 个票据要素字段 asyncio.gather 并行发起 RAG 查询，单次合规检索节省约 54,000 tokens。</w:t>
+          <w:color w:val="1A1A1A"/>
+          <w:sz w:val="19"/>
+          <w:szCs w:val="19"/>
+        </w:rPr>
+        <w:t>BM25），以 RRF（k=60）融合后接 BGE-Reranker-v2-m3 精排，Top-5 端到端检索命中率较纯向量检索提升 31%；合规检索层对 18 个票据要素字段 asyncio.gather 并行发起 RAG 查询，单次合规检索节省约 54,000 tokens。</w:t>
       </w:r>
     </w:p>
     <w:p>
@@ -1200,26 +1209,45 @@
           <w:sz w:val="19"/>
           <w:szCs w:val="19"/>
         </w:rPr>
-        <w:t>多层次业务缓存架构：基于 18 字段 SHA-256 票据指纹（96 bit）设计五层 Redis 缓存（TTL 2h~24h），重复审核请求从首次全流程 ~120s 降至 &lt;100ms，全流程 token 消耗从约 80,000 降至 0；Redis 不可用时所有缓存操作零感知降级，业务流程不中断。</w:t>
-      </w:r>
-    </w:p>
-    <w:p>
-      <w:pPr>
-        <w:pStyle w:val="16"/>
-        <w:numPr>
-          <w:ilvl w:val="0"/>
-          <w:numId w:val="2"/>
-        </w:numPr>
-        <w:spacing w:after="50"/>
-      </w:pPr>
-      <w:r>
-        <w:rPr>
-          <w:rFonts w:ascii="微软雅黑" w:hAnsi="微软雅黑" w:eastAsia="微软雅黑" w:cs="微软雅黑"/>
-          <w:color w:val="1A1A1A"/>
-          <w:sz w:val="19"/>
-          <w:szCs w:val="19"/>
-        </w:rPr>
-        <w:t>可观测性与多租户隔离：Prometheus 埋点覆盖 Embedding 推理 / Milvus 检索 / Reranker 精排三段耗时，接入 Grafana 输出多租户维度 QPS / P95 延迟 / 表格提取成功率等核心指标；基于 Milvus partition_key 实现租户级向量强隔离，Redis 滑动窗口限流控制租户 QPS 配额；全系统 325 个测试全部通过，覆盖 Agent / MCP / LangGraph / 可观测性四大套件。</w:t>
+        <w:t xml:space="preserve">多层次业务缓存架构：基于 18 字段 </w:t>
+      </w:r>
+      <w:r>
+        <w:rPr>
+          <w:rFonts w:hint="eastAsia" w:cs="微软雅黑"/>
+          <w:color w:val="1A1A1A"/>
+          <w:sz w:val="19"/>
+          <w:szCs w:val="19"/>
+          <w:lang w:val="en-US" w:eastAsia="zh-CN"/>
+        </w:rPr>
+        <w:t>MD5</w:t>
+      </w:r>
+      <w:r>
+        <w:rPr>
+          <w:rFonts w:ascii="微软雅黑" w:hAnsi="微软雅黑" w:eastAsia="微软雅黑" w:cs="微软雅黑"/>
+          <w:color w:val="1A1A1A"/>
+          <w:sz w:val="19"/>
+          <w:szCs w:val="19"/>
+        </w:rPr>
+        <w:t xml:space="preserve"> 票据指纹（96 bit）设计五层 Redis 缓存（TTL 2h~24h），重复审核请求从首次全流程 ~120s 降至 &lt;100ms，全流程 token 消耗从约 80,000 降至 0；Redis 不可用时所有缓存操作零感知降级，业务流程不中断。</w:t>
+      </w:r>
+    </w:p>
+    <w:p>
+      <w:pPr>
+        <w:pStyle w:val="16"/>
+        <w:numPr>
+          <w:ilvl w:val="0"/>
+          <w:numId w:val="2"/>
+        </w:numPr>
+        <w:spacing w:after="50"/>
+      </w:pPr>
+      <w:r>
+        <w:rPr>
+          <w:rFonts w:ascii="微软雅黑" w:hAnsi="微软雅黑" w:eastAsia="微软雅黑" w:cs="微软雅黑"/>
+          <w:color w:val="1A1A1A"/>
+          <w:sz w:val="19"/>
+          <w:szCs w:val="19"/>
+        </w:rPr>
+        <w:t>可观测性与多租户隔离：Prometheus 埋点覆盖 Embedding 推理 / Milvus 检索 / Reranker 精排三段耗时，接入 Grafana 输出多租户维度 QPS / P95 延迟 / 表格提取成功率等核心指标。</w:t>
       </w:r>
     </w:p>
     <w:p>
